--- a/devlogs.docx
+++ b/devlogs.docx
@@ -554,6 +554,56 @@
       </w:r>
     </w:p>
     <w:p/>
+    <w:p/>
+    <w:p>
+      <w:pPr>
+        <w:rPr>
+          <w:lang w:val="en-US"/>
+        </w:rPr>
+      </w:pPr>
+      <w:r>
+        <w:rPr>
+          <w:rFonts w:hint="eastAsia"/>
+        </w:rPr>
+        <w:t>重要功能：</w:t>
+      </w:r>
+      <w:r>
+        <w:rPr>
+          <w:rFonts w:hint="eastAsia"/>
+        </w:rPr>
+        <w:t xml:space="preserve"> </w:t>
+      </w:r>
+      <w:r>
+        <w:rPr>
+          <w:rFonts w:hint="eastAsia"/>
+        </w:rPr>
+        <w:t>赊账</w:t>
+      </w:r>
+      <w:r>
+        <w:rPr>
+          <w:rFonts w:hint="eastAsia"/>
+        </w:rPr>
+        <w:t>：让用户选择赊账时长，并逾期后锁定其他功能，</w:t>
+      </w:r>
+    </w:p>
+    <w:p>
+      <w:r>
+        <w:tab/>
+      </w:r>
+      <w:r>
+        <w:rPr>
+          <w:rFonts w:hint="eastAsia"/>
+        </w:rPr>
+        <w:t>链接小票打印机</w:t>
+      </w:r>
+    </w:p>
+    <w:p>
+      <w:pPr>
+        <w:rPr>
+          <w:rFonts w:hint="eastAsia"/>
+        </w:rPr>
+      </w:pPr>
+    </w:p>
     <w:sectPr>
       <w:pgSz w:w="12240" w:h="15840"/>
       <w:pgMar w:top="1440" w:right="1440" w:bottom="1440" w:left="1440" w:header="708" w:footer="708" w:gutter="0"/>

--- a/devlogs.docx
+++ b/devlogs.docx
@@ -554,56 +554,6 @@
       </w:r>
     </w:p>
     <w:p/>
-    <w:p/>
-    <w:p>
-      <w:pPr>
-        <w:rPr>
-          <w:lang w:val="en-US"/>
-        </w:rPr>
-      </w:pPr>
-      <w:r>
-        <w:rPr>
-          <w:rFonts w:hint="eastAsia"/>
-        </w:rPr>
-        <w:t>重要功能：</w:t>
-      </w:r>
-      <w:r>
-        <w:rPr>
-          <w:rFonts w:hint="eastAsia"/>
-        </w:rPr>
-        <w:t xml:space="preserve"> </w:t>
-      </w:r>
-      <w:r>
-        <w:rPr>
-          <w:rFonts w:hint="eastAsia"/>
-        </w:rPr>
-        <w:t>赊账</w:t>
-      </w:r>
-      <w:r>
-        <w:rPr>
-          <w:rFonts w:hint="eastAsia"/>
-        </w:rPr>
-        <w:t>：让用户选择赊账时长，并逾期后锁定其他功能，</w:t>
-      </w:r>
-    </w:p>
-    <w:p>
-      <w:r>
-        <w:tab/>
-      </w:r>
-      <w:r>
-        <w:rPr>
-          <w:rFonts w:hint="eastAsia"/>
-        </w:rPr>
-        <w:t>链接小票打印机</w:t>
-      </w:r>
-    </w:p>
-    <w:p>
-      <w:pPr>
-        <w:rPr>
-          <w:rFonts w:hint="eastAsia"/>
-        </w:rPr>
-      </w:pPr>
-    </w:p>
     <w:sectPr>
       <w:pgSz w:w="12240" w:h="15840"/>
       <w:pgMar w:top="1440" w:right="1440" w:bottom="1440" w:left="1440" w:header="708" w:footer="708" w:gutter="0"/>
